--- a/docs/deliverables/out/Programme/BDOI_Template_FRS/BRD-11_User_Access_Maintenance/BIBS_Inputs_BRD-11_How_to_Read_this_Pack_v1.0.docx
+++ b/docs/deliverables/out/Programme/BDOI_Template_FRS/BRD-11_User_Access_Maintenance/BIBS_Inputs_BRD-11_How_to_Read_this_Pack_v1.0.docx
@@ -3090,11 +3090,126 @@
           </w:p>
         </w:tc>
       </w:tr>
+      <w:tr>
+        <w:trPr>
+          <w:cantSplit/>
+        </w:trPr>
+        <w:tc>
+          <w:tcPr>
+            <w:tcW w:type="dxa" w:w="459"/>
+          </w:tcPr>
+          <w:p>
+            <w:pPr>
+              <w:spacing w:before="20" w:after="20"/>
+            </w:pPr>
+            <w:r>
+              <w:rPr>
+                <w:rFonts w:ascii="Arial" w:hAnsi="Arial" w:cs="Arial" w:eastAsia="Arial"/>
+                <w:b w:val="0"/>
+                <w:i w:val="0"/>
+                <w:sz w:val="18"/>
+              </w:rPr>
+              <w:t>15</w:t>
+            </w:r>
+          </w:p>
+        </w:tc>
+        <w:tc>
+          <w:tcPr>
+            <w:tcW w:type="dxa" w:w="2573"/>
+          </w:tcPr>
+          <w:p>
+            <w:pPr>
+              <w:spacing w:before="20" w:after="20"/>
+            </w:pPr>
+            <w:r>
+              <w:rPr>
+                <w:rFonts w:ascii="Arial" w:hAnsi="Arial" w:cs="Arial" w:eastAsia="Arial"/>
+                <w:b w:val="0"/>
+                <w:i w:val="0"/>
+                <w:sz w:val="18"/>
+              </w:rPr>
+              <w:t>Access BRD-11 Access Matrix</w:t>
+            </w:r>
+          </w:p>
+        </w:tc>
+        <w:tc>
+          <w:tcPr>
+            <w:tcW w:type="dxa" w:w="643"/>
+          </w:tcPr>
+          <w:p>
+            <w:pPr>
+              <w:spacing w:before="20" w:after="20"/>
+            </w:pPr>
+            <w:r>
+              <w:rPr>
+                <w:rFonts w:ascii="Arial" w:hAnsi="Arial" w:cs="Arial" w:eastAsia="Arial"/>
+                <w:b w:val="0"/>
+                <w:i w:val="0"/>
+                <w:sz w:val="18"/>
+              </w:rPr>
+              <w:t>1.0</w:t>
+            </w:r>
+          </w:p>
+        </w:tc>
+        <w:tc>
+          <w:tcPr>
+            <w:tcW w:type="dxa" w:w="3125"/>
+          </w:tcPr>
+          <w:p>
+            <w:pPr>
+              <w:spacing w:before="20" w:after="20"/>
+            </w:pPr>
+            <w:r>
+              <w:rPr>
+                <w:rFonts w:ascii="Arial" w:hAnsi="Arial" w:cs="Arial" w:eastAsia="Arial"/>
+                <w:b w:val="0"/>
+                <w:i w:val="0"/>
+                <w:sz w:val="18"/>
+              </w:rPr>
+              <w:t>Group profile x screen x action, from the permissions, group profiles, menus and server checks of the release.</w:t>
+            </w:r>
+          </w:p>
+        </w:tc>
+        <w:tc>
+          <w:tcPr>
+            <w:tcW w:type="dxa" w:w="1838"/>
+          </w:tcPr>
+          <w:p>
+            <w:pPr>
+              <w:spacing w:before="20" w:after="20"/>
+            </w:pPr>
+            <w:r>
+              <w:rPr>
+                <w:rFonts w:ascii="Arial" w:hAnsi="Arial" w:cs="Arial" w:eastAsia="Arial"/>
+                <w:b w:val="0"/>
+                <w:i w:val="0"/>
+                <w:sz w:val="18"/>
+              </w:rPr>
+              <w:t>BDOI Information Security; UAT lead</w:t>
+            </w:r>
+          </w:p>
+        </w:tc>
+      </w:tr>
     </w:tbl>
     <w:p>
       <w:pPr>
         <w:spacing w:after="40"/>
       </w:pPr>
+    </w:p>
+    <w:p>
+      <w:pPr>
+        <w:spacing w:after="120"/>
+        <w:ind w:left="363"/>
+      </w:pPr>
+      <w:r>
+        <w:rPr>
+          <w:rFonts w:ascii="Arial" w:hAnsi="Arial" w:cs="Arial" w:eastAsia="Arial"/>
+          <w:b w:val="0"/>
+          <w:i w:val="0"/>
+          <w:sz w:val="20"/>
+        </w:rPr>
+        <w:t>The Access Matrix (BIBS_Access_BRD-11_Access_Matrix_v1.0.xlsx) shows, for each group profile assigned in UIDM-ISC, the screens of the pack it opens and the actions it may do on each screen, with the permission the server checks. It is written from the permissions, group profiles, menus and server checks of the release, so it shows the access as delivered; Information Security and the UAT lead review it against the persona tables of the FRS.</w:t>
+      </w:r>
     </w:p>
     <w:p>
       <w:pPr>

--- a/docs/deliverables/out/Programme/BDOI_Template_FRS/BRD-11_User_Access_Maintenance/BIBS_Inputs_BRD-11_How_to_Read_this_Pack_v1.0.docx
+++ b/docs/deliverables/out/Programme/BDOI_Template_FRS/BRD-11_User_Access_Maintenance/BIBS_Inputs_BRD-11_How_to_Read_this_Pack_v1.0.docx
@@ -3186,6 +3186,106 @@
                 <w:sz w:val="18"/>
               </w:rPr>
               <w:t>BDOI Information Security; UAT lead</w:t>
+            </w:r>
+          </w:p>
+        </w:tc>
+      </w:tr>
+      <w:tr>
+        <w:trPr>
+          <w:cantSplit/>
+        </w:trPr>
+        <w:tc>
+          <w:tcPr>
+            <w:tcW w:type="dxa" w:w="459"/>
+          </w:tcPr>
+          <w:p>
+            <w:pPr>
+              <w:spacing w:before="20" w:after="20"/>
+            </w:pPr>
+            <w:r>
+              <w:rPr>
+                <w:rFonts w:ascii="Arial" w:hAnsi="Arial" w:cs="Arial" w:eastAsia="Arial"/>
+                <w:b w:val="0"/>
+                <w:i w:val="0"/>
+                <w:sz w:val="18"/>
+              </w:rPr>
+              <w:t>16</w:t>
+            </w:r>
+          </w:p>
+        </w:tc>
+        <w:tc>
+          <w:tcPr>
+            <w:tcW w:type="dxa" w:w="2573"/>
+          </w:tcPr>
+          <w:p>
+            <w:pPr>
+              <w:spacing w:before="20" w:after="20"/>
+            </w:pPr>
+            <w:r>
+              <w:rPr>
+                <w:rFonts w:ascii="Arial" w:hAnsi="Arial" w:cs="Arial" w:eastAsia="Arial"/>
+                <w:b w:val="0"/>
+                <w:i w:val="0"/>
+                <w:sz w:val="18"/>
+              </w:rPr>
+              <w:t>SRS BRD-11 User Access Maintenance System Requirements Extract</w:t>
+            </w:r>
+          </w:p>
+        </w:tc>
+        <w:tc>
+          <w:tcPr>
+            <w:tcW w:type="dxa" w:w="643"/>
+          </w:tcPr>
+          <w:p>
+            <w:pPr>
+              <w:spacing w:before="20" w:after="20"/>
+            </w:pPr>
+            <w:r>
+              <w:rPr>
+                <w:rFonts w:ascii="Arial" w:hAnsi="Arial" w:cs="Arial" w:eastAsia="Arial"/>
+                <w:b w:val="0"/>
+                <w:i w:val="0"/>
+                <w:sz w:val="18"/>
+              </w:rPr>
+              <w:t>1.2</w:t>
+            </w:r>
+          </w:p>
+        </w:tc>
+        <w:tc>
+          <w:tcPr>
+            <w:tcW w:type="dxa" w:w="3125"/>
+          </w:tcPr>
+          <w:p>
+            <w:pPr>
+              <w:spacing w:before="20" w:after="20"/>
+            </w:pPr>
+            <w:r>
+              <w:rPr>
+                <w:rFonts w:ascii="Arial" w:hAnsi="Arial" w:cs="Arial" w:eastAsia="Arial"/>
+                <w:b w:val="0"/>
+                <w:i w:val="0"/>
+                <w:sz w:val="18"/>
+              </w:rPr>
+              <w:t>The chapter of the BIBS System Requirements Specification v1.2 for this module: system requirements traced to the FRS, common requirements, access and acceptance.</w:t>
+            </w:r>
+          </w:p>
+        </w:tc>
+        <w:tc>
+          <w:tcPr>
+            <w:tcW w:type="dxa" w:w="1838"/>
+          </w:tcPr>
+          <w:p>
+            <w:pPr>
+              <w:spacing w:before="20" w:after="20"/>
+            </w:pPr>
+            <w:r>
+              <w:rPr>
+                <w:rFonts w:ascii="Arial" w:hAnsi="Arial" w:cs="Arial" w:eastAsia="Arial"/>
+                <w:b w:val="0"/>
+                <w:i w:val="0"/>
+                <w:sz w:val="18"/>
+              </w:rPr>
+              <w:t>BDOI Product Owner; BDOI IT</w:t>
             </w:r>
           </w:p>
         </w:tc>
